--- a/MillerCurriculumVitae.docx
+++ b/MillerCurriculumVitae.docx
@@ -11650,6 +11650,41 @@
           <w:rFonts w:ascii="Helvetica" w:hAnsi="Helvetica"/>
         </w:rPr>
         <w:t>, Cotto KC, Lichti CF, Skidmore Z, Singhal K, Yao JX, Li J, Khanfar M, Risch I, Ward J, Govindan R, Dunn G, Johanns TM, Goedegebuure SP, Fehniger TA, Karchin R, Schreiber RD, Gillanders W, Griffith OL, Griffith M. pVACtools v6: A comprehensive suite for neoantigen prediction, visualization, and therapy design. ArXiv [Preprint]. 2026 Jun 25:arXiv:2606.26659v1. PMID: 42396206; PMCID: PMC13321332.</w:t>
+      </w:r>
+    </w:p>
+    <w:p>
+      <w:pPr>
+        <w:spacing w:line="288" w:lineRule="auto"/>
+        <w:ind w:left="720" w:hanging="720"/>
+        <w:rPr>
+          <w:rFonts w:ascii="Helvetica" w:hAnsi="Helvetica"/>
+        </w:rPr>
+      </w:pPr>
+      <w:r>
+        <w:rPr>
+          <w:rFonts w:ascii="Helvetica" w:hAnsi="Helvetica"/>
+        </w:rPr>
+        <w:t>140.</w:t>
+      </w:r>
+      <w:r>
+        <w:rPr>
+          <w:rFonts w:ascii="Helvetica" w:hAnsi="Helvetica"/>
+        </w:rPr>
+        <w:tab/>
+        <w:t xml:space="preserve">Jacoby MA, Spencer DH, Gao F, Uy GL, Burton T, Heath SE, Du F, O'Laughlin M, Fulton RS, </w:t>
+      </w:r>
+      <w:r>
+        <w:rPr>
+          <w:rFonts w:ascii="Helvetica" w:hAnsi="Helvetica"/>
+          <w:b/>
+        </w:rPr>
+        <w:t>Miller CA</w:t>
+      </w:r>
+      <w:r>
+        <w:rPr>
+          <w:rFonts w:ascii="Helvetica" w:hAnsi="Helvetica"/>
+        </w:rPr>
+        <w:t>, Duncavage EJ, Schroeder MA, Ghobadi A, Pusic I, Stockerl-Goldstein KE, Kahl BS, Cashen AF, Christopher MJ, Singh N, Vij R, Crees ZD, Wartman LD, Day RB, Fehniger TA, Oetjen KA, Patel DA, Kim MY, Slade MJ, Ferraro F, Walter MJ, Abboud CN, Abboud R, Link DC, Al-Mansour ZA, Cogle CR, Huselton EJ, DiPersio JF, Westervelt P, Ley TJ. Consolidation Therapy Based on Mutation Clearance in Acute Myeloid Leukemia. NEJM Evid. 2026 Sep;5(9):EVIDoa2500352. doi: 10.1056/EVIDoa2500352. PMID: 42640163.</w:t>
       </w:r>
     </w:p>
     <w:p>

--- a/MillerCurriculumVitae.docx
+++ b/MillerCurriculumVitae.docx
@@ -276,35 +276,7 @@
           <w:rFonts w:ascii="Helvetica" w:hAnsi="Helvetica"/>
           <w:sz w:val="22"/>
         </w:rPr>
-        <w:t>July</w:t>
-      </w:r>
-      <w:r>
-        <w:rPr>
-          <w:rFonts w:ascii="Helvetica" w:hAnsi="Helvetica"/>
-          <w:sz w:val="22"/>
-        </w:rPr>
-        <w:t xml:space="preserve"> </w:t>
-      </w:r>
-      <w:r>
-        <w:rPr>
-          <w:rFonts w:ascii="Helvetica" w:hAnsi="Helvetica"/>
-          <w:sz w:val="22"/>
-        </w:rPr>
-        <w:t xml:space="preserve">1, </w:t>
-      </w:r>
-      <w:r>
-        <w:rPr>
-          <w:rFonts w:ascii="Helvetica" w:hAnsi="Helvetica"/>
-          <w:sz w:val="22"/>
-        </w:rPr>
-        <w:t>202</w:t>
-      </w:r>
-      <w:r>
-        <w:rPr>
-          <w:rFonts w:ascii="Helvetica" w:hAnsi="Helvetica"/>
-          <w:sz w:val="22"/>
-        </w:rPr>
-        <w:t>6</w:t>
+        <w:t>October 15, 2026</w:t>
       </w:r>
     </w:p>
     <w:p>
@@ -10496,6 +10468,12 @@
         </w:rPr>
         <w:t>: 10.21105/joss.03722</w:t>
       </w:r>
+      <w:r>
+        <w:rPr>
+          <w:rFonts w:ascii="Helvetica" w:hAnsi="Helvetica"/>
+        </w:rPr>
+        <w:t xml:space="preserve">. PMID: 42453900; PMCID: PMC13367885.</w:t>
+      </w:r>
     </w:p>
     <w:p>
       <w:pPr>
@@ -10598,7 +10576,7 @@
         <w:rPr>
           <w:rFonts w:ascii="Helvetica" w:hAnsi="Helvetica"/>
         </w:rPr>
-        <w:t>, Nonavinkere Srivatsan S, Chang GS, Shao J, Robinson J, O'Laughlin M, Fronick CC, Fulton RS, Brendel K, Heath SE, Saba R, Welch JS, Spencer DH, Payton JE, Westervelt P, DiPersio JF, Link DC, Schuelke MJ, Jacoby MA, Duncavage EJ, Ley TJ, Walter MJ. Convergent Clonal Evolution of Signaling Gene Mutations Is a Hallmark of Myelodysplastic Syndrome Progression. Blood Cancer Discov. 2022 Jun 16:OF1-OF16. doi: 10.1158/2643-3230. PMID: 35709710. PMCID: PMC9338759</w:t>
+        <w:t>, Nonavinkere Srivatsan S, Chang GS, Shao J, Robinson J, O'Laughlin M, Fronick CC, Fulton RS, Brendel K, Heath SE, Saba R, Welch JS, Spencer DH, Payton JE, Westervelt P, DiPersio JF, Link DC, Schuelke MJ, Jacoby MA, Duncavage EJ, Ley TJ, Walter MJ. Convergent Clonal Evolution of Signaling Gene Mutations Is a Hallmark of Myelodysplastic Syndrome Progression. Blood Cancer Discov. 2022 Jun 16:OF1-OF16. doi: 10.1158/2643-3230.BCD-21-0155. PMID: 35709710. PMCID: PMC9338759</w:t>
       </w:r>
     </w:p>
     <w:p>
@@ -11582,6 +11560,12 @@
         </w:rPr>
         <w:t>: 10.64898/2026.06.24.26356293.</w:t>
       </w:r>
+      <w:r>
+        <w:rPr>
+          <w:rFonts w:ascii="Helvetica" w:hAnsi="Helvetica"/>
+        </w:rPr>
+        <w:t xml:space="preserve"> PMID: 42428096; PMCID: PMC13345456.</w:t>
+      </w:r>
     </w:p>
     <w:p>
       <w:pPr>
@@ -11685,6 +11669,76 @@
           <w:rFonts w:ascii="Helvetica" w:hAnsi="Helvetica"/>
         </w:rPr>
         <w:t>, Duncavage EJ, Schroeder MA, Ghobadi A, Pusic I, Stockerl-Goldstein KE, Kahl BS, Cashen AF, Christopher MJ, Singh N, Vij R, Crees ZD, Wartman LD, Day RB, Fehniger TA, Oetjen KA, Patel DA, Kim MY, Slade MJ, Ferraro F, Walter MJ, Abboud CN, Abboud R, Link DC, Al-Mansour ZA, Cogle CR, Huselton EJ, DiPersio JF, Westervelt P, Ley TJ. Consolidation Therapy Based on Mutation Clearance in Acute Myeloid Leukemia. NEJM Evid. 2026 Sep;5(9):EVIDoa2500352. doi: 10.1056/EVIDoa2500352. PMID: 42640163.</w:t>
+      </w:r>
+    </w:p>
+    <w:p>
+      <w:pPr>
+        <w:spacing w:line="288" w:lineRule="auto"/>
+        <w:ind w:left="720" w:hanging="720"/>
+        <w:rPr>
+          <w:rFonts w:ascii="Helvetica" w:hAnsi="Helvetica"/>
+        </w:rPr>
+      </w:pPr>
+      <w:r>
+        <w:rPr>
+          <w:rFonts w:ascii="Helvetica" w:hAnsi="Helvetica"/>
+        </w:rPr>
+        <w:t>141.</w:t>
+      </w:r>
+      <w:r>
+        <w:rPr>
+          <w:rFonts w:ascii="Helvetica" w:hAnsi="Helvetica"/>
+        </w:rPr>
+        <w:tab/>
+        <w:t xml:space="preserve">Zhang Perkins F, Zhang X, Yu YYL, Yang Y, Cullinan D, Singhal K, Parra-Lopez CA, </w:t>
+      </w:r>
+      <w:r>
+        <w:rPr>
+          <w:rFonts w:ascii="Helvetica" w:hAnsi="Helvetica"/>
+          <w:b/>
+        </w:rPr>
+        <w:t xml:space="preserve">Miller CA</w:t>
+      </w:r>
+      <w:r>
+        <w:rPr>
+          <w:rFonts w:ascii="Helvetica" w:hAnsi="Helvetica"/>
+        </w:rPr>
+        <w:t xml:space="preserve">, Yan B, Angkeow JW, Li J, Myers NB, Vickery T, Herndon J, Mishra R, Myles S, Sanford D, Jaffee EM, Laheru DA, Wang-Gillam A, Ruzinova MB, Hagemann IS, Davies SR, Fleming TP, Namen S, DeSelm CJ, Li L, Panni RZ, Gao F, Lim KH, Griffith OL, Griffith M, Schreiber RD, Goedegebuure SP, Hawkins WG, Gillanders WE. Synthetic long peptide and DNA personalized cancer vaccines induce robust neoantigen-specific T cell responses in pancreatic cancer. Sci Adv. 2026 Sep 4;12(36):eaei1190. doi: 10.1126/sciadv.aei1190. PMID: 42696575; PMCID: PMC13544235.</w:t>
+      </w:r>
+    </w:p>
+    <w:p>
+      <w:pPr>
+        <w:spacing w:line="288" w:lineRule="auto"/>
+        <w:ind w:left="720" w:hanging="720"/>
+        <w:rPr>
+          <w:rFonts w:ascii="Helvetica" w:hAnsi="Helvetica"/>
+        </w:rPr>
+      </w:pPr>
+      <w:r>
+        <w:rPr>
+          <w:rFonts w:ascii="Helvetica" w:hAnsi="Helvetica"/>
+        </w:rPr>
+        <w:t>142.</w:t>
+      </w:r>
+      <w:r>
+        <w:rPr>
+          <w:rFonts w:ascii="Helvetica" w:hAnsi="Helvetica"/>
+        </w:rPr>
+        <w:tab/>
+        <w:t xml:space="preserve"/>
+      </w:r>
+      <w:r>
+        <w:rPr>
+          <w:rFonts w:ascii="Helvetica" w:hAnsi="Helvetica"/>
+          <w:b/>
+        </w:rPr>
+        <w:t xml:space="preserve">Miller CA</w:t>
+      </w:r>
+      <w:r>
+        <w:rPr>
+          <w:rFonts w:ascii="Helvetica" w:hAnsi="Helvetica"/>
+        </w:rPr>
+        <w:t xml:space="preserve">, Srivatsan SN, Kramer MH, Ramakrishnan SM, Fronick CC, Fulton RS, Katerndahl CD, Helton NM, Ley TJ, Walter MJ. Long-read cDNA sequencing reveals novel isoforms and spliceosome mutant-enriched transcripts in AML and MDS cells. Blood Neoplasia. 2026 Sep. doi: 10.1016/j.bneo.2026.100319.</w:t>
       </w:r>
     </w:p>
     <w:p>
@@ -11741,19 +11795,7 @@
       <w:tab/>
     </w:r>
     <w:r>
-      <w:t>8</w:t>
-    </w:r>
-    <w:r>
-      <w:t>/</w:t>
-    </w:r>
-    <w:r>
-      <w:t>05</w:t>
-    </w:r>
-    <w:r>
-      <w:t>/202</w:t>
-    </w:r>
-    <w:r>
-      <w:t>4</w:t>
+      <w:t>10/15/2026</w:t>
     </w:r>
   </w:p>
   <w:p>
